--- a/小波变换参考书/小波分析与应用/第三章/小波框架与Reisz基.docx
+++ b/小波变换参考书/小波分析与应用/第三章/小波框架与Reisz基.docx
@@ -33,10 +33,10 @@
             <v:path o:extrusionok="f" gradientshapeok="t" o:connecttype="rect"/>
             <o:lock v:ext="edit" aspectratio="t"/>
           </v:shapetype>
-          <v:shape id="_x0000_i1027" type="#_x0000_t75" style="width:27pt;height:20pt" o:ole="">
+          <v:shape id="_x0000_i1025" type="#_x0000_t75" style="width:27pt;height:20.25pt" o:ole="">
             <v:imagedata r:id="rId6" o:title=""/>
           </v:shape>
-          <o:OLEObject Type="Embed" ProgID="Equation.DSMT4" ShapeID="_x0000_i1027" DrawAspect="Content" ObjectID="_1672504026" r:id="rId7"/>
+          <o:OLEObject Type="Embed" ProgID="Equation.DSMT4" ShapeID="_x0000_i1025" DrawAspect="Content" ObjectID="_1672672407" r:id="rId7"/>
         </w:object>
       </w:r>
       <w:r>
@@ -47,13 +47,13 @@
       </w:r>
       <w:r>
         <w:rPr>
-          <w:position w:val="-16"/>
-        </w:rPr>
-        <w:object w:dxaOrig="3180" w:dyaOrig="580" w14:anchorId="40CBC790">
-          <v:shape id="_x0000_i1033" type="#_x0000_t75" style="width:159pt;height:29pt" o:ole="">
+          <w:position w:val="-18"/>
+        </w:rPr>
+        <w:object w:dxaOrig="4459" w:dyaOrig="600" w14:anchorId="40CBC790">
+          <v:shape id="_x0000_i1026" type="#_x0000_t75" style="width:222.75pt;height:30pt" o:ole="">
             <v:imagedata r:id="rId8" o:title=""/>
           </v:shape>
-          <o:OLEObject Type="Embed" ProgID="Equation.DSMT4" ShapeID="_x0000_i1033" DrawAspect="Content" ObjectID="_1672504027" r:id="rId9"/>
+          <o:OLEObject Type="Embed" ProgID="Equation.DSMT4" ShapeID="_x0000_i1026" DrawAspect="Content" ObjectID="_1672672408" r:id="rId9"/>
         </w:object>
       </w:r>
       <w:r>
@@ -67,10 +67,10 @@
           <w:position w:val="-14"/>
         </w:rPr>
         <w:object w:dxaOrig="1359" w:dyaOrig="400" w14:anchorId="2434545F">
-          <v:shape id="_x0000_i1036" type="#_x0000_t75" style="width:68pt;height:20pt" o:ole="">
+          <v:shape id="_x0000_i1027" type="#_x0000_t75" style="width:68.25pt;height:20.25pt" o:ole="">
             <v:imagedata r:id="rId10" o:title=""/>
           </v:shape>
-          <o:OLEObject Type="Embed" ProgID="Equation.DSMT4" ShapeID="_x0000_i1036" DrawAspect="Content" ObjectID="_1672504028" r:id="rId11"/>
+          <o:OLEObject Type="Embed" ProgID="Equation.DSMT4" ShapeID="_x0000_i1027" DrawAspect="Content" ObjectID="_1672672409" r:id="rId11"/>
         </w:object>
       </w:r>
       <w:r>
@@ -92,10 +92,10 @@
           <w:position w:val="-30"/>
         </w:rPr>
         <w:object w:dxaOrig="4620" w:dyaOrig="639" w14:anchorId="608FEFF7">
-          <v:shape id="_x0000_i1040" type="#_x0000_t75" style="width:231pt;height:32pt" o:ole="">
+          <v:shape id="_x0000_i1028" type="#_x0000_t75" style="width:231pt;height:32.25pt" o:ole="">
             <v:imagedata r:id="rId12" o:title=""/>
           </v:shape>
-          <o:OLEObject Type="Embed" ProgID="Equation.DSMT4" ShapeID="_x0000_i1040" DrawAspect="Content" ObjectID="_1672504029" r:id="rId13"/>
+          <o:OLEObject Type="Embed" ProgID="Equation.DSMT4" ShapeID="_x0000_i1028" DrawAspect="Content" ObjectID="_1672672410" r:id="rId13"/>
         </w:object>
       </w:r>
       <w:r>
@@ -114,10 +114,10 @@
           <w:position w:val="-20"/>
         </w:rPr>
         <w:object w:dxaOrig="1320" w:dyaOrig="480" w14:anchorId="7598C008">
-          <v:shape id="_x0000_i1043" type="#_x0000_t75" style="width:66pt;height:24pt" o:ole="">
+          <v:shape id="_x0000_i1029" type="#_x0000_t75" style="width:66pt;height:24pt" o:ole="">
             <v:imagedata r:id="rId14" o:title=""/>
           </v:shape>
-          <o:OLEObject Type="Embed" ProgID="Equation.DSMT4" ShapeID="_x0000_i1043" DrawAspect="Content" ObjectID="_1672504030" r:id="rId15"/>
+          <o:OLEObject Type="Embed" ProgID="Equation.DSMT4" ShapeID="_x0000_i1029" DrawAspect="Content" ObjectID="_1672672411" r:id="rId15"/>
         </w:object>
       </w:r>
       <w:r>
@@ -139,10 +139,10 @@
           <w:position w:val="-20"/>
         </w:rPr>
         <w:object w:dxaOrig="1320" w:dyaOrig="480" w14:anchorId="4C0BF834">
-          <v:shape id="_x0000_i1044" type="#_x0000_t75" style="width:66pt;height:24pt" o:ole="">
+          <v:shape id="_x0000_i1030" type="#_x0000_t75" style="width:66pt;height:24pt" o:ole="">
             <v:imagedata r:id="rId14" o:title=""/>
           </v:shape>
-          <o:OLEObject Type="Embed" ProgID="Equation.DSMT4" ShapeID="_x0000_i1044" DrawAspect="Content" ObjectID="_1672504031" r:id="rId16"/>
+          <o:OLEObject Type="Embed" ProgID="Equation.DSMT4" ShapeID="_x0000_i1030" DrawAspect="Content" ObjectID="_1672672412" r:id="rId16"/>
         </w:object>
       </w:r>
       <w:r>
@@ -156,10 +156,10 @@
           <w:position w:val="-30"/>
         </w:rPr>
         <w:object w:dxaOrig="1860" w:dyaOrig="560" w14:anchorId="3A84FDCA">
-          <v:shape id="_x0000_i1047" type="#_x0000_t75" style="width:93pt;height:28pt" o:ole="">
+          <v:shape id="_x0000_i1031" type="#_x0000_t75" style="width:93pt;height:27.75pt" o:ole="">
             <v:imagedata r:id="rId17" o:title=""/>
           </v:shape>
-          <o:OLEObject Type="Embed" ProgID="Equation.DSMT4" ShapeID="_x0000_i1047" DrawAspect="Content" ObjectID="_1672504032" r:id="rId18"/>
+          <o:OLEObject Type="Embed" ProgID="Equation.DSMT4" ShapeID="_x0000_i1031" DrawAspect="Content" ObjectID="_1672672413" r:id="rId18"/>
         </w:object>
       </w:r>
       <w:r>
@@ -173,10 +173,10 @@
           <w:position w:val="-14"/>
         </w:rPr>
         <w:object w:dxaOrig="800" w:dyaOrig="380" w14:anchorId="041F4B6F">
-          <v:shape id="_x0000_i1050" type="#_x0000_t75" style="width:40pt;height:19pt" o:ole="">
+          <v:shape id="_x0000_i1032" type="#_x0000_t75" style="width:39.75pt;height:18.75pt" o:ole="">
             <v:imagedata r:id="rId19" o:title=""/>
           </v:shape>
-          <o:OLEObject Type="Embed" ProgID="Equation.DSMT4" ShapeID="_x0000_i1050" DrawAspect="Content" ObjectID="_1672504033" r:id="rId20"/>
+          <o:OLEObject Type="Embed" ProgID="Equation.DSMT4" ShapeID="_x0000_i1032" DrawAspect="Content" ObjectID="_1672672414" r:id="rId20"/>
         </w:object>
       </w:r>
       <w:r>
@@ -193,10 +193,10 @@
           <w:position w:val="-20"/>
         </w:rPr>
         <w:object w:dxaOrig="1320" w:dyaOrig="480" w14:anchorId="6C32A7D3">
-          <v:shape id="_x0000_i1051" type="#_x0000_t75" style="width:66pt;height:24pt" o:ole="">
+          <v:shape id="_x0000_i1033" type="#_x0000_t75" style="width:66pt;height:24pt" o:ole="">
             <v:imagedata r:id="rId14" o:title=""/>
           </v:shape>
-          <o:OLEObject Type="Embed" ProgID="Equation.DSMT4" ShapeID="_x0000_i1051" DrawAspect="Content" ObjectID="_1672504034" r:id="rId21"/>
+          <o:OLEObject Type="Embed" ProgID="Equation.DSMT4" ShapeID="_x0000_i1033" DrawAspect="Content" ObjectID="_1672672415" r:id="rId21"/>
         </w:object>
       </w:r>
       <w:r>
@@ -224,6 +224,175 @@
         <w:t xml:space="preserve">    </w:t>
       </w:r>
     </w:p>
+    <w:p>
+      <w:r>
+        <w:rPr>
+          <w:rFonts w:hint="eastAsia"/>
+        </w:rPr>
+        <w:t>假设离散小波变换</w:t>
+      </w:r>
+      <w:r>
+        <w:rPr>
+          <w:position w:val="-14"/>
+        </w:rPr>
+        <w:object w:dxaOrig="920" w:dyaOrig="400" w14:anchorId="0CB9DBB1">
+          <v:shape id="_x0000_i1034" type="#_x0000_t75" style="width:45.75pt;height:20.25pt" o:ole="">
+            <v:imagedata r:id="rId22" o:title=""/>
+          </v:shape>
+          <o:OLEObject Type="Embed" ProgID="Equation.DSMT4" ShapeID="_x0000_i1034" DrawAspect="Content" ObjectID="_1672672416" r:id="rId23"/>
+        </w:object>
+      </w:r>
+      <w:r>
+        <w:rPr>
+          <w:rFonts w:hint="eastAsia"/>
+        </w:rPr>
+        <w:t>包含了</w:t>
+      </w:r>
+      <w:r>
+        <w:rPr>
+          <w:position w:val="-14"/>
+        </w:rPr>
+        <w:object w:dxaOrig="1359" w:dyaOrig="400" w14:anchorId="04C02DE2">
+          <v:shape id="_x0000_i1035" type="#_x0000_t75" style="width:68.25pt;height:20.25pt" o:ole="">
+            <v:imagedata r:id="rId24" o:title=""/>
+          </v:shape>
+          <o:OLEObject Type="Embed" ProgID="Equation.DSMT4" ShapeID="_x0000_i1035" DrawAspect="Content" ObjectID="_1672672417" r:id="rId25"/>
+        </w:object>
+      </w:r>
+      <w:r>
+        <w:rPr>
+          <w:rFonts w:hint="eastAsia"/>
+        </w:rPr>
+        <w:t>的全部信息，可以用</w:t>
+      </w:r>
+      <w:r>
+        <w:rPr>
+          <w:position w:val="-14"/>
+        </w:rPr>
+        <w:object w:dxaOrig="920" w:dyaOrig="400" w14:anchorId="2C44819B">
+          <v:shape id="_x0000_i1036" type="#_x0000_t75" style="width:45.75pt;height:20.25pt" o:ole="">
+            <v:imagedata r:id="rId22" o:title=""/>
+          </v:shape>
+          <o:OLEObject Type="Embed" ProgID="Equation.DSMT4" ShapeID="_x0000_i1036" DrawAspect="Content" ObjectID="_1672672418" r:id="rId26"/>
+        </w:object>
+      </w:r>
+      <w:r>
+        <w:rPr>
+          <w:rFonts w:hint="eastAsia"/>
+        </w:rPr>
+        <w:t>重构</w:t>
+      </w:r>
+      <w:r>
+        <w:rPr>
+          <w:position w:val="-14"/>
+        </w:rPr>
+        <w:object w:dxaOrig="540" w:dyaOrig="400" w14:anchorId="5EC1FB9B">
+          <v:shape id="_x0000_i1037" type="#_x0000_t75" style="width:27pt;height:20.25pt" o:ole="">
+            <v:imagedata r:id="rId27" o:title=""/>
+          </v:shape>
+          <o:OLEObject Type="Embed" ProgID="Equation.DSMT4" ShapeID="_x0000_i1037" DrawAspect="Content" ObjectID="_1672672419" r:id="rId28"/>
+        </w:object>
+      </w:r>
+      <w:r>
+        <w:rPr>
+          <w:rFonts w:hint="eastAsia"/>
+        </w:rPr>
+        <w:t>，有</w:t>
+      </w:r>
+    </w:p>
+    <w:p>
+      <w:pPr>
+        <w:pStyle w:val="MTDisplayEquation"/>
+      </w:pPr>
+      <w:r>
+        <w:tab/>
+      </w:r>
+      <w:r>
+        <w:rPr>
+          <w:position w:val="-30"/>
+        </w:rPr>
+        <w:object w:dxaOrig="2880" w:dyaOrig="580" w14:anchorId="07280F16">
+          <v:shape id="_x0000_i1038" type="#_x0000_t75" style="width:2in;height:29.25pt" o:ole="">
+            <v:imagedata r:id="rId29" o:title=""/>
+          </v:shape>
+          <o:OLEObject Type="Embed" ProgID="Equation.DSMT4" ShapeID="_x0000_i1038" DrawAspect="Content" ObjectID="_1672672420" r:id="rId30"/>
+        </w:object>
+      </w:r>
+      <w:r>
+        <w:t xml:space="preserve"> </w:t>
+      </w:r>
+    </w:p>
+    <w:p>
+      <w:r>
+        <w:t xml:space="preserve">  </w:t>
+      </w:r>
+      <w:r>
+        <w:rPr>
+          <w:rFonts w:hint="eastAsia"/>
+        </w:rPr>
+        <w:t>由框架定义知</w:t>
+      </w:r>
+      <w:r>
+        <w:rPr>
+          <w:position w:val="-20"/>
+        </w:rPr>
+        <w:object w:dxaOrig="1359" w:dyaOrig="480" w14:anchorId="5738E38A">
+          <v:shape id="_x0000_i1041" type="#_x0000_t75" style="width:68.25pt;height:24pt" o:ole="">
+            <v:imagedata r:id="rId31" o:title=""/>
+          </v:shape>
+          <o:OLEObject Type="Embed" ProgID="Equation.DSMT4" ShapeID="_x0000_i1041" DrawAspect="Content" ObjectID="_1672672421" r:id="rId32"/>
+        </w:object>
+      </w:r>
+      <w:r>
+        <w:rPr>
+          <w:rFonts w:hint="eastAsia"/>
+        </w:rPr>
+        <w:t>构成一个小波框架，因此由它可以重构</w:t>
+      </w:r>
+      <w:r>
+        <w:rPr>
+          <w:position w:val="-14"/>
+        </w:rPr>
+        <w:object w:dxaOrig="540" w:dyaOrig="400" w14:anchorId="32650AE9">
+          <v:shape id="_x0000_i1044" type="#_x0000_t75" style="width:27pt;height:20.25pt" o:ole="">
+            <v:imagedata r:id="rId33" o:title=""/>
+          </v:shape>
+          <o:OLEObject Type="Embed" ProgID="Equation.DSMT4" ShapeID="_x0000_i1044" DrawAspect="Content" ObjectID="_1672672422" r:id="rId34"/>
+        </w:object>
+      </w:r>
+      <w:r>
+        <w:rPr>
+          <w:rFonts w:hint="eastAsia"/>
+        </w:rPr>
+        <w:t>。其重建公式为</w:t>
+      </w:r>
+      <w:r>
+        <w:t xml:space="preserve">  </w:t>
+      </w:r>
+    </w:p>
+    <w:p>
+      <w:pPr>
+        <w:pStyle w:val="MTDisplayEquation"/>
+      </w:pPr>
+      <w:r>
+        <w:tab/>
+      </w:r>
+      <w:r>
+        <w:rPr>
+          <w:position w:val="-30"/>
+        </w:rPr>
+        <w:object w:dxaOrig="3280" w:dyaOrig="580" w14:anchorId="37545707">
+          <v:shape id="_x0000_i1049" type="#_x0000_t75" style="width:164.25pt;height:29.25pt" o:ole="">
+            <v:imagedata r:id="rId35" o:title=""/>
+          </v:shape>
+          <o:OLEObject Type="Embed" ProgID="Equation.DSMT4" ShapeID="_x0000_i1049" DrawAspect="Content" ObjectID="_1672672423" r:id="rId36"/>
+        </w:object>
+      </w:r>
+      <w:r>
+        <w:t xml:space="preserve"> </w:t>
+      </w:r>
+    </w:p>
+    <w:p/>
     <w:sectPr>
       <w:pgSz w:w="12240" w:h="15840"/>
       <w:pgMar w:top="1440" w:right="1800" w:bottom="1440" w:left="1800" w:header="720" w:footer="720" w:gutter="0"/>
